--- a/Esercizi/E9.docx
+++ b/Esercizi/E9.docx
@@ -1860,7 +1860,7 @@
     <w:p>
       <w:pPr>
         <w:bidi/>
-        <w:ind w:left="720" w:first-line="-720"/>
+        <w:ind w:left="720"/>
       </w:pPr>
       <w:r>
         <w:rPr>
@@ -1878,7 +1878,7 @@
     <w:p>
       <w:pPr>
         <w:bidi/>
-        <w:ind w:left="720" w:first-line="-720"/>
+        <w:ind w:left="720"/>
       </w:pPr>
       <w:r>
         <w:rPr>
@@ -1896,7 +1896,7 @@
     <w:p>
       <w:pPr>
         <w:bidi/>
-        <w:ind w:left="720" w:first-line="-720"/>
+        <w:ind w:left="720"/>
       </w:pPr>
       <w:r>
         <w:rPr>
@@ -1914,7 +1914,7 @@
     <w:p>
       <w:pPr>
         <w:bidi/>
-        <w:ind w:left="720" w:first-line="-720"/>
+        <w:ind w:left="720"/>
       </w:pPr>
       <w:r>
         <w:rPr>
@@ -1932,7 +1932,7 @@
     <w:p>
       <w:pPr>
         <w:bidi/>
-        <w:ind w:left="720" w:first-line="-720"/>
+        <w:ind w:left="720"/>
       </w:pPr>
       <w:r>
         <w:rPr>
